--- a/services/api/assets/source-contract-templates/labor-subcontract-source.docx
+++ b/services/api/assets/source-contract-templates/labor-subcontract-source.docx
@@ -11054,7 +11054,7 @@
 <file path=word/theme/theme1.xml><?xml version="1.0" encoding="utf-8"?>
 <a:theme xmlns:a="http://schemas.openxmlformats.org/drawingml/2006/main" xmlns:r="http://schemas.openxmlformats.org/officeDocument/2006/relationships" name="Office">
   <a:themeElements>
-    <a:clrScheme name="LibreOffice">
+    <a:clrScheme name="建工智管">
       <a:dk1>
         <a:srgbClr val="000000"/>
       </a:dk1>
